--- a/klagomål/A 44403-2025 FSC-klagomål.docx
+++ b/klagomål/A 44403-2025 FSC-klagomål.docx
@@ -662,7 +662,7 @@
     <w:r>
       <w:tab/>
       <w:tab/>
-      <w:t>2025-09-17</w:t>
+      <w:t>2025-09-18</w:t>
       <w:br/>
       <w:br/>
     </w:r>

--- a/klagomål/A 44403-2025 FSC-klagomål.docx
+++ b/klagomål/A 44403-2025 FSC-klagomål.docx
@@ -662,7 +662,7 @@
     <w:r>
       <w:tab/>
       <w:tab/>
-      <w:t>2025-09-18</w:t>
+      <w:t>2025-09-22</w:t>
       <w:br/>
       <w:br/>
     </w:r>

--- a/klagomål/A 44403-2025 FSC-klagomål.docx
+++ b/klagomål/A 44403-2025 FSC-klagomål.docx
@@ -662,7 +662,7 @@
     <w:r>
       <w:tab/>
       <w:tab/>
-      <w:t>2025-09-22</w:t>
+      <w:t>2025-09-23</w:t>
       <w:br/>
       <w:br/>
     </w:r>

--- a/klagomål/A 44403-2025 FSC-klagomål.docx
+++ b/klagomål/A 44403-2025 FSC-klagomål.docx
@@ -662,7 +662,7 @@
     <w:r>
       <w:tab/>
       <w:tab/>
-      <w:t>2025-09-23</w:t>
+      <w:t>2025-09-24</w:t>
       <w:br/>
       <w:br/>
     </w:r>

--- a/klagomål/A 44403-2025 FSC-klagomål.docx
+++ b/klagomål/A 44403-2025 FSC-klagomål.docx
@@ -662,7 +662,7 @@
     <w:r>
       <w:tab/>
       <w:tab/>
-      <w:t>2025-09-24</w:t>
+      <w:t>2025-09-25</w:t>
       <w:br/>
       <w:br/>
     </w:r>

--- a/klagomål/A 44403-2025 FSC-klagomål.docx
+++ b/klagomål/A 44403-2025 FSC-klagomål.docx
@@ -662,7 +662,7 @@
     <w:r>
       <w:tab/>
       <w:tab/>
-      <w:t>2025-09-25</w:t>
+      <w:t>2025-09-26</w:t>
       <w:br/>
       <w:br/>
     </w:r>

--- a/klagomål/A 44403-2025 FSC-klagomål.docx
+++ b/klagomål/A 44403-2025 FSC-klagomål.docx
@@ -662,7 +662,7 @@
     <w:r>
       <w:tab/>
       <w:tab/>
-      <w:t>2025-09-26</w:t>
+      <w:t>2025-09-27</w:t>
       <w:br/>
       <w:br/>
     </w:r>

--- a/klagomål/A 44403-2025 FSC-klagomål.docx
+++ b/klagomål/A 44403-2025 FSC-klagomål.docx
@@ -662,7 +662,7 @@
     <w:r>
       <w:tab/>
       <w:tab/>
-      <w:t>2025-09-27</w:t>
+      <w:t>2025-09-28</w:t>
       <w:br/>
       <w:br/>
     </w:r>

--- a/klagomål/A 44403-2025 FSC-klagomål.docx
+++ b/klagomål/A 44403-2025 FSC-klagomål.docx
@@ -662,7 +662,7 @@
     <w:r>
       <w:tab/>
       <w:tab/>
-      <w:t>2025-09-28</w:t>
+      <w:t>2025-09-29</w:t>
       <w:br/>
       <w:br/>
     </w:r>

--- a/klagomål/A 44403-2025 FSC-klagomål.docx
+++ b/klagomål/A 44403-2025 FSC-klagomål.docx
@@ -662,7 +662,7 @@
     <w:r>
       <w:tab/>
       <w:tab/>
-      <w:t>2025-09-29</w:t>
+      <w:t>2025-09-30</w:t>
       <w:br/>
       <w:br/>
     </w:r>

--- a/klagomål/A 44403-2025 FSC-klagomål.docx
+++ b/klagomål/A 44403-2025 FSC-klagomål.docx
@@ -662,7 +662,7 @@
     <w:r>
       <w:tab/>
       <w:tab/>
-      <w:t>2025-09-30</w:t>
+      <w:t>2025-10-01</w:t>
       <w:br/>
       <w:br/>
     </w:r>

--- a/klagomål/A 44403-2025 FSC-klagomål.docx
+++ b/klagomål/A 44403-2025 FSC-klagomål.docx
@@ -662,7 +662,7 @@
     <w:r>
       <w:tab/>
       <w:tab/>
-      <w:t>2025-10-01</w:t>
+      <w:t>2025-10-02</w:t>
       <w:br/>
       <w:br/>
     </w:r>

--- a/klagomål/A 44403-2025 FSC-klagomål.docx
+++ b/klagomål/A 44403-2025 FSC-klagomål.docx
@@ -662,7 +662,7 @@
     <w:r>
       <w:tab/>
       <w:tab/>
-      <w:t>2025-10-02</w:t>
+      <w:t>2025-10-03</w:t>
       <w:br/>
       <w:br/>
     </w:r>

--- a/klagomål/A 44403-2025 FSC-klagomål.docx
+++ b/klagomål/A 44403-2025 FSC-klagomål.docx
@@ -662,7 +662,7 @@
     <w:r>
       <w:tab/>
       <w:tab/>
-      <w:t>2025-10-03</w:t>
+      <w:t>2025-10-04</w:t>
       <w:br/>
       <w:br/>
     </w:r>

--- a/klagomål/A 44403-2025 FSC-klagomål.docx
+++ b/klagomål/A 44403-2025 FSC-klagomål.docx
@@ -662,7 +662,7 @@
     <w:r>
       <w:tab/>
       <w:tab/>
-      <w:t>2025-10-16</w:t>
+      <w:t>2025-10-17</w:t>
       <w:br/>
       <w:br/>
     </w:r>

--- a/klagomål/A 44403-2025 FSC-klagomål.docx
+++ b/klagomål/A 44403-2025 FSC-klagomål.docx
@@ -662,7 +662,7 @@
     <w:r>
       <w:tab/>
       <w:tab/>
-      <w:t>2025-10-17</w:t>
+      <w:t>2025-10-18</w:t>
       <w:br/>
       <w:br/>
     </w:r>

--- a/klagomål/A 44403-2025 FSC-klagomål.docx
+++ b/klagomål/A 44403-2025 FSC-klagomål.docx
@@ -662,7 +662,7 @@
     <w:r>
       <w:tab/>
       <w:tab/>
-      <w:t>2025-10-18</w:t>
+      <w:t>2025-10-19</w:t>
       <w:br/>
       <w:br/>
     </w:r>

--- a/klagomål/A 44403-2025 FSC-klagomål.docx
+++ b/klagomål/A 44403-2025 FSC-klagomål.docx
@@ -662,7 +662,7 @@
     <w:r>
       <w:tab/>
       <w:tab/>
-      <w:t>2025-10-19</w:t>
+      <w:t>2025-10-20</w:t>
       <w:br/>
       <w:br/>
     </w:r>

--- a/klagomål/A 44403-2025 FSC-klagomål.docx
+++ b/klagomål/A 44403-2025 FSC-klagomål.docx
@@ -662,7 +662,7 @@
     <w:r>
       <w:tab/>
       <w:tab/>
-      <w:t>2025-10-20</w:t>
+      <w:t>2025-10-21</w:t>
       <w:br/>
       <w:br/>
     </w:r>

--- a/klagomål/A 44403-2025 FSC-klagomål.docx
+++ b/klagomål/A 44403-2025 FSC-klagomål.docx
@@ -662,7 +662,7 @@
     <w:r>
       <w:tab/>
       <w:tab/>
-      <w:t>2025-10-21</w:t>
+      <w:t>2025-10-22</w:t>
       <w:br/>
       <w:br/>
     </w:r>

--- a/klagomål/A 44403-2025 FSC-klagomål.docx
+++ b/klagomål/A 44403-2025 FSC-klagomål.docx
@@ -662,7 +662,7 @@
     <w:r>
       <w:tab/>
       <w:tab/>
-      <w:t>2025-10-22</w:t>
+      <w:t>2025-10-23</w:t>
       <w:br/>
       <w:br/>
     </w:r>

--- a/klagomål/A 44403-2025 FSC-klagomål.docx
+++ b/klagomål/A 44403-2025 FSC-klagomål.docx
@@ -662,7 +662,7 @@
     <w:r>
       <w:tab/>
       <w:tab/>
-      <w:t>2025-10-23</w:t>
+      <w:t>2025-10-24</w:t>
       <w:br/>
       <w:br/>
     </w:r>

--- a/klagomål/A 44403-2025 FSC-klagomål.docx
+++ b/klagomål/A 44403-2025 FSC-klagomål.docx
@@ -662,7 +662,7 @@
     <w:r>
       <w:tab/>
       <w:tab/>
-      <w:t>2025-10-24</w:t>
+      <w:t>2025-10-25</w:t>
       <w:br/>
       <w:br/>
     </w:r>

--- a/klagomål/A 44403-2025 FSC-klagomål.docx
+++ b/klagomål/A 44403-2025 FSC-klagomål.docx
@@ -662,7 +662,7 @@
     <w:r>
       <w:tab/>
       <w:tab/>
-      <w:t>2025-10-25</w:t>
+      <w:t>2025-10-26</w:t>
       <w:br/>
       <w:br/>
     </w:r>

--- a/klagomål/A 44403-2025 FSC-klagomål.docx
+++ b/klagomål/A 44403-2025 FSC-klagomål.docx
@@ -662,7 +662,7 @@
     <w:r>
       <w:tab/>
       <w:tab/>
-      <w:t>2025-10-26</w:t>
+      <w:t>2025-10-27</w:t>
       <w:br/>
       <w:br/>
     </w:r>

--- a/klagomål/A 44403-2025 FSC-klagomål.docx
+++ b/klagomål/A 44403-2025 FSC-klagomål.docx
@@ -662,7 +662,7 @@
     <w:r>
       <w:tab/>
       <w:tab/>
-      <w:t>2025-10-27</w:t>
+      <w:t>2025-10-28</w:t>
       <w:br/>
       <w:br/>
     </w:r>

--- a/klagomål/A 44403-2025 FSC-klagomål.docx
+++ b/klagomål/A 44403-2025 FSC-klagomål.docx
@@ -662,7 +662,7 @@
     <w:r>
       <w:tab/>
       <w:tab/>
-      <w:t>2025-10-28</w:t>
+      <w:t>2025-10-29</w:t>
       <w:br/>
       <w:br/>
     </w:r>

--- a/klagomål/A 44403-2025 FSC-klagomål.docx
+++ b/klagomål/A 44403-2025 FSC-klagomål.docx
@@ -662,7 +662,7 @@
     <w:r>
       <w:tab/>
       <w:tab/>
-      <w:t>2025-10-29</w:t>
+      <w:t>2025-10-30</w:t>
       <w:br/>
       <w:br/>
     </w:r>

--- a/klagomål/A 44403-2025 FSC-klagomål.docx
+++ b/klagomål/A 44403-2025 FSC-klagomål.docx
@@ -662,7 +662,7 @@
     <w:r>
       <w:tab/>
       <w:tab/>
-      <w:t>2025-10-30</w:t>
+      <w:t>2025-10-31</w:t>
       <w:br/>
       <w:br/>
     </w:r>

--- a/klagomål/A 44403-2025 FSC-klagomål.docx
+++ b/klagomål/A 44403-2025 FSC-klagomål.docx
@@ -662,7 +662,7 @@
     <w:r>
       <w:tab/>
       <w:tab/>
-      <w:t>2025-10-31</w:t>
+      <w:t>2025-11-01</w:t>
       <w:br/>
       <w:br/>
     </w:r>

--- a/klagomål/A 44403-2025 FSC-klagomål.docx
+++ b/klagomål/A 44403-2025 FSC-klagomål.docx
@@ -662,7 +662,7 @@
     <w:r>
       <w:tab/>
       <w:tab/>
-      <w:t>2025-11-01</w:t>
+      <w:t>2025-11-02</w:t>
       <w:br/>
       <w:br/>
     </w:r>

--- a/klagomål/A 44403-2025 FSC-klagomål.docx
+++ b/klagomål/A 44403-2025 FSC-klagomål.docx
@@ -662,7 +662,7 @@
     <w:r>
       <w:tab/>
       <w:tab/>
-      <w:t>2025-11-02</w:t>
+      <w:t>2025-11-03</w:t>
       <w:br/>
       <w:br/>
     </w:r>

--- a/klagomål/A 44403-2025 FSC-klagomål.docx
+++ b/klagomål/A 44403-2025 FSC-klagomål.docx
@@ -191,7 +191,7 @@
     </w:p>
     <w:p>
       <w:r>
-        <w:t>I avverkningsanmälan har följande 1 naturvårdsarter hittats: blackticka (VU). Av dessa är 1 rödlistade. För rödlistade arter har rödlistekategorin angivits inom parentes.</w:t>
+        <w:t>I avverkningsanmälan har följande 2 naturvårdsarter hittats: blackticka (VU) och stuplav (S). Av dessa är 1 rödlistade. För rödlistade arter har rödlistekategorin angivits inom parentes. Arter som är signalarter enligt Skogsstyrelsen har markerats med (S).</w:t>
       </w:r>
     </w:p>
     <w:p>
@@ -255,6 +255,26 @@
       </w:r>
       <w:r>
         <w:t>, rödlistad som sårbar, är en exklusiv svamp som signalerar fuktiga granskogar med mycket höga naturvärden. Den har klassificerats som en “urskogsindikator” och påträffas nästan enbart i urskogsartade barrnaturskogar med långvarig kontinuitet av grova lågor i olika nedbrytningsstadier. Skogsskötselåtgärder på eller i omedelbar närhet av lokalerna utgör ett hot och på lång sikt innebär fragmenteringen av skogslandskapet att artens förekomster isoleras vilket i sig utgör ett hot mot artens överlevnad. Fler skogar med blackticka måste skyddas (Nitare &amp; Skogsstyrelsen, 2019; SLU Artdatabanken, 2024).</w:t>
+      </w:r>
+    </w:p>
+    <w:p>
+      <w:r>
+        <w:rPr>
+          <w:b/>
+        </w:rPr>
+        <w:t>Stuplav</w:t>
+      </w:r>
+      <w:r>
+        <w:t xml:space="preserve"> är en mycket bra signalart i hela sitt utbredningsområde och förekommer nästan enbart i skogsmiljöer med höga naturvärden. Den indikerar långvarig förekomst av gamla lövträd och miljöer med konstant hög luftfuktighet. I skogar med suboceaniskt klimat finns det en mycket sällsynt parasit, njurlavsknapp </w:t>
+      </w:r>
+      <w:r>
+        <w:rPr>
+          <w:i/>
+        </w:rPr>
+        <w:t>Pletocarpon nephromeum</w:t>
+      </w:r>
+      <w:r>
+        <w:t xml:space="preserve"> (EN), som växer på stuplav (SLU Artdatabanken, 2024; Nitare &amp; Skogsstyrelsen, 2019).</w:t>
       </w:r>
     </w:p>
     <w:p>
@@ -347,7 +367,7 @@
         <w:rPr>
           <w:i/>
         </w:rPr>
-        <w:t>I det avverkningsanmälda skogsområdet har 1 naturvårdsarter varav 1 rödlistade arter sina livsmiljöer och växtplatser.</w:t>
+        <w:t>I det avverkningsanmälda skogsområdet har 2 naturvårdsarter varav 1 rödlistade arter sina livsmiljöer och växtplatser.</w:t>
       </w:r>
     </w:p>
     <w:p>
@@ -662,7 +682,7 @@
     <w:r>
       <w:tab/>
       <w:tab/>
-      <w:t>2025-11-03</w:t>
+      <w:t>2025-11-04</w:t>
       <w:br/>
       <w:br/>
     </w:r>

--- a/klagomål/A 44403-2025 FSC-klagomål.docx
+++ b/klagomål/A 44403-2025 FSC-klagomål.docx
@@ -682,7 +682,7 @@
     <w:r>
       <w:tab/>
       <w:tab/>
-      <w:t>2025-11-04</w:t>
+      <w:t>2025-11-05</w:t>
       <w:br/>
       <w:br/>
     </w:r>

--- a/klagomål/A 44403-2025 FSC-klagomål.docx
+++ b/klagomål/A 44403-2025 FSC-klagomål.docx
@@ -682,7 +682,7 @@
     <w:r>
       <w:tab/>
       <w:tab/>
-      <w:t>2025-11-05</w:t>
+      <w:t>2025-11-06</w:t>
       <w:br/>
       <w:br/>
     </w:r>

--- a/klagomål/A 44403-2025 FSC-klagomål.docx
+++ b/klagomål/A 44403-2025 FSC-klagomål.docx
@@ -682,7 +682,7 @@
     <w:r>
       <w:tab/>
       <w:tab/>
-      <w:t>2025-11-06</w:t>
+      <w:t>2025-11-07</w:t>
       <w:br/>
       <w:br/>
     </w:r>

--- a/klagomål/A 44403-2025 FSC-klagomål.docx
+++ b/klagomål/A 44403-2025 FSC-klagomål.docx
@@ -682,7 +682,7 @@
     <w:r>
       <w:tab/>
       <w:tab/>
-      <w:t>2025-11-07</w:t>
+      <w:t>2025-11-08</w:t>
       <w:br/>
       <w:br/>
     </w:r>

--- a/klagomål/A 44403-2025 FSC-klagomål.docx
+++ b/klagomål/A 44403-2025 FSC-klagomål.docx
@@ -682,7 +682,7 @@
     <w:r>
       <w:tab/>
       <w:tab/>
-      <w:t>2025-11-08</w:t>
+      <w:t>2025-11-09</w:t>
       <w:br/>
       <w:br/>
     </w:r>

--- a/klagomål/A 44403-2025 FSC-klagomål.docx
+++ b/klagomål/A 44403-2025 FSC-klagomål.docx
@@ -682,7 +682,7 @@
     <w:r>
       <w:tab/>
       <w:tab/>
-      <w:t>2025-11-09</w:t>
+      <w:t>2025-11-10</w:t>
       <w:br/>
       <w:br/>
     </w:r>

--- a/klagomål/A 44403-2025 FSC-klagomål.docx
+++ b/klagomål/A 44403-2025 FSC-klagomål.docx
@@ -682,7 +682,7 @@
     <w:r>
       <w:tab/>
       <w:tab/>
-      <w:t>2025-11-10</w:t>
+      <w:t>2025-11-11</w:t>
       <w:br/>
       <w:br/>
     </w:r>

--- a/klagomål/A 44403-2025 FSC-klagomål.docx
+++ b/klagomål/A 44403-2025 FSC-klagomål.docx
@@ -682,7 +682,7 @@
     <w:r>
       <w:tab/>
       <w:tab/>
-      <w:t>2025-11-11</w:t>
+      <w:t>2025-11-12</w:t>
       <w:br/>
       <w:br/>
     </w:r>

--- a/klagomål/A 44403-2025 FSC-klagomål.docx
+++ b/klagomål/A 44403-2025 FSC-klagomål.docx
@@ -682,7 +682,7 @@
     <w:r>
       <w:tab/>
       <w:tab/>
-      <w:t>2025-11-12</w:t>
+      <w:t>2025-11-13</w:t>
       <w:br/>
       <w:br/>
     </w:r>

--- a/klagomål/A 44403-2025 FSC-klagomål.docx
+++ b/klagomål/A 44403-2025 FSC-klagomål.docx
@@ -682,7 +682,7 @@
     <w:r>
       <w:tab/>
       <w:tab/>
-      <w:t>2025-11-13</w:t>
+      <w:t>2025-11-14</w:t>
       <w:br/>
       <w:br/>
     </w:r>

--- a/klagomål/A 44403-2025 FSC-klagomål.docx
+++ b/klagomål/A 44403-2025 FSC-klagomål.docx
@@ -682,7 +682,7 @@
     <w:r>
       <w:tab/>
       <w:tab/>
-      <w:t>2025-11-14</w:t>
+      <w:t>2025-11-15</w:t>
       <w:br/>
       <w:br/>
     </w:r>

--- a/klagomål/A 44403-2025 FSC-klagomål.docx
+++ b/klagomål/A 44403-2025 FSC-klagomål.docx
@@ -682,7 +682,7 @@
     <w:r>
       <w:tab/>
       <w:tab/>
-      <w:t>2025-11-15</w:t>
+      <w:t>2025-11-20</w:t>
       <w:br/>
       <w:br/>
     </w:r>

--- a/klagomål/A 44403-2025 FSC-klagomål.docx
+++ b/klagomål/A 44403-2025 FSC-klagomål.docx
@@ -682,7 +682,7 @@
     <w:r>
       <w:tab/>
       <w:tab/>
-      <w:t>2025-11-20</w:t>
+      <w:t>2025-11-21</w:t>
       <w:br/>
       <w:br/>
     </w:r>

--- a/klagomål/A 44403-2025 FSC-klagomål.docx
+++ b/klagomål/A 44403-2025 FSC-klagomål.docx
@@ -682,7 +682,7 @@
     <w:r>
       <w:tab/>
       <w:tab/>
-      <w:t>2025-11-21</w:t>
+      <w:t>2025-11-22</w:t>
       <w:br/>
       <w:br/>
     </w:r>

--- a/klagomål/A 44403-2025 FSC-klagomål.docx
+++ b/klagomål/A 44403-2025 FSC-klagomål.docx
@@ -682,7 +682,7 @@
     <w:r>
       <w:tab/>
       <w:tab/>
-      <w:t>2025-11-22</w:t>
+      <w:t>2025-11-23</w:t>
       <w:br/>
       <w:br/>
     </w:r>

--- a/klagomål/A 44403-2025 FSC-klagomål.docx
+++ b/klagomål/A 44403-2025 FSC-klagomål.docx
@@ -682,7 +682,7 @@
     <w:r>
       <w:tab/>
       <w:tab/>
-      <w:t>2025-11-23</w:t>
+      <w:t>2025-11-24</w:t>
       <w:br/>
       <w:br/>
     </w:r>

--- a/klagomål/A 44403-2025 FSC-klagomål.docx
+++ b/klagomål/A 44403-2025 FSC-klagomål.docx
@@ -682,7 +682,7 @@
     <w:r>
       <w:tab/>
       <w:tab/>
-      <w:t>2025-11-24</w:t>
+      <w:t>2025-11-25</w:t>
       <w:br/>
       <w:br/>
     </w:r>

--- a/klagomål/A 44403-2025 FSC-klagomål.docx
+++ b/klagomål/A 44403-2025 FSC-klagomål.docx
@@ -682,7 +682,7 @@
     <w:r>
       <w:tab/>
       <w:tab/>
-      <w:t>2025-11-25</w:t>
+      <w:t>2025-11-26</w:t>
       <w:br/>
       <w:br/>
     </w:r>

--- a/klagomål/A 44403-2025 FSC-klagomål.docx
+++ b/klagomål/A 44403-2025 FSC-klagomål.docx
@@ -682,7 +682,7 @@
     <w:r>
       <w:tab/>
       <w:tab/>
-      <w:t>2025-11-26</w:t>
+      <w:t>2025-11-27</w:t>
       <w:br/>
       <w:br/>
     </w:r>

--- a/klagomål/A 44403-2025 FSC-klagomål.docx
+++ b/klagomål/A 44403-2025 FSC-klagomål.docx
@@ -682,7 +682,7 @@
     <w:r>
       <w:tab/>
       <w:tab/>
-      <w:t>2025-11-27</w:t>
+      <w:t>2025-11-28</w:t>
       <w:br/>
       <w:br/>
     </w:r>

--- a/klagomål/A 44403-2025 FSC-klagomål.docx
+++ b/klagomål/A 44403-2025 FSC-klagomål.docx
@@ -682,7 +682,7 @@
     <w:r>
       <w:tab/>
       <w:tab/>
-      <w:t>2025-11-28</w:t>
+      <w:t>2025-11-29</w:t>
       <w:br/>
       <w:br/>
     </w:r>

--- a/klagomål/A 44403-2025 FSC-klagomål.docx
+++ b/klagomål/A 44403-2025 FSC-klagomål.docx
@@ -682,7 +682,7 @@
     <w:r>
       <w:tab/>
       <w:tab/>
-      <w:t>2025-11-29</w:t>
+      <w:t>2025-11-30</w:t>
       <w:br/>
       <w:br/>
     </w:r>

--- a/klagomål/A 44403-2025 FSC-klagomål.docx
+++ b/klagomål/A 44403-2025 FSC-klagomål.docx
@@ -682,7 +682,7 @@
     <w:r>
       <w:tab/>
       <w:tab/>
-      <w:t>2025-11-30</w:t>
+      <w:t>2025-12-01</w:t>
       <w:br/>
       <w:br/>
     </w:r>

--- a/klagomål/A 44403-2025 FSC-klagomål.docx
+++ b/klagomål/A 44403-2025 FSC-klagomål.docx
@@ -682,7 +682,7 @@
     <w:r>
       <w:tab/>
       <w:tab/>
-      <w:t>2025-12-01</w:t>
+      <w:t>2025-12-02</w:t>
       <w:br/>
       <w:br/>
     </w:r>

--- a/klagomål/A 44403-2025 FSC-klagomål.docx
+++ b/klagomål/A 44403-2025 FSC-klagomål.docx
@@ -682,7 +682,7 @@
     <w:r>
       <w:tab/>
       <w:tab/>
-      <w:t>2025-12-02</w:t>
+      <w:t>2025-12-03</w:t>
       <w:br/>
       <w:br/>
     </w:r>

--- a/klagomål/A 44403-2025 FSC-klagomål.docx
+++ b/klagomål/A 44403-2025 FSC-klagomål.docx
@@ -682,7 +682,7 @@
     <w:r>
       <w:tab/>
       <w:tab/>
-      <w:t>2025-12-03</w:t>
+      <w:t>2025-12-04</w:t>
       <w:br/>
       <w:br/>
     </w:r>

--- a/klagomål/A 44403-2025 FSC-klagomål.docx
+++ b/klagomål/A 44403-2025 FSC-klagomål.docx
@@ -682,7 +682,7 @@
     <w:r>
       <w:tab/>
       <w:tab/>
-      <w:t>2025-12-04</w:t>
+      <w:t>2025-12-05</w:t>
       <w:br/>
       <w:br/>
     </w:r>

--- a/klagomål/A 44403-2025 FSC-klagomål.docx
+++ b/klagomål/A 44403-2025 FSC-klagomål.docx
@@ -682,7 +682,7 @@
     <w:r>
       <w:tab/>
       <w:tab/>
-      <w:t>2025-12-05</w:t>
+      <w:t>2025-12-06</w:t>
       <w:br/>
       <w:br/>
     </w:r>

--- a/klagomål/A 44403-2025 FSC-klagomål.docx
+++ b/klagomål/A 44403-2025 FSC-klagomål.docx
@@ -682,7 +682,7 @@
     <w:r>
       <w:tab/>
       <w:tab/>
-      <w:t>2025-12-19</w:t>
+      <w:t>2025-12-20</w:t>
       <w:br/>
       <w:br/>
     </w:r>

--- a/klagomål/A 44403-2025 FSC-klagomål.docx
+++ b/klagomål/A 44403-2025 FSC-klagomål.docx
@@ -682,7 +682,7 @@
     <w:r>
       <w:tab/>
       <w:tab/>
-      <w:t>2025-12-20</w:t>
+      <w:t>2025-12-21</w:t>
       <w:br/>
       <w:br/>
     </w:r>

--- a/klagomål/A 44403-2025 FSC-klagomål.docx
+++ b/klagomål/A 44403-2025 FSC-klagomål.docx
@@ -682,7 +682,7 @@
     <w:r>
       <w:tab/>
       <w:tab/>
-      <w:t>2025-12-21</w:t>
+      <w:t>2025-12-22</w:t>
       <w:br/>
       <w:br/>
     </w:r>

--- a/klagomål/A 44403-2025 FSC-klagomål.docx
+++ b/klagomål/A 44403-2025 FSC-klagomål.docx
@@ -682,7 +682,7 @@
     <w:r>
       <w:tab/>
       <w:tab/>
-      <w:t>2025-12-22</w:t>
+      <w:t>2025-12-26</w:t>
       <w:br/>
       <w:br/>
     </w:r>

--- a/klagomål/A 44403-2025 FSC-klagomål.docx
+++ b/klagomål/A 44403-2025 FSC-klagomål.docx
@@ -682,7 +682,7 @@
     <w:r>
       <w:tab/>
       <w:tab/>
-      <w:t>2026-01-03</w:t>
+      <w:t>2026-01-04</w:t>
       <w:br/>
       <w:br/>
     </w:r>

--- a/klagomål/A 44403-2025 FSC-klagomål.docx
+++ b/klagomål/A 44403-2025 FSC-klagomål.docx
@@ -691,7 +691,7 @@
     <w:r>
       <w:tab/>
       <w:tab/>
-      <w:t>2026-02-13</w:t>
+      <w:t>2026-02-17</w:t>
       <w:br/>
       <w:br/>
     </w:r>

--- a/klagomål/A 44403-2025 FSC-klagomål.docx
+++ b/klagomål/A 44403-2025 FSC-klagomål.docx
@@ -691,7 +691,7 @@
     <w:r>
       <w:tab/>
       <w:tab/>
-      <w:t>2026-02-17</w:t>
+      <w:t>2026-02-19</w:t>
       <w:br/>
       <w:br/>
     </w:r>

--- a/klagomål/A 44403-2025 FSC-klagomål.docx
+++ b/klagomål/A 44403-2025 FSC-klagomål.docx
@@ -691,7 +691,7 @@
     <w:r>
       <w:tab/>
       <w:tab/>
-      <w:t>2026-02-19</w:t>
+      <w:t>2026-02-20</w:t>
       <w:br/>
       <w:br/>
     </w:r>

--- a/klagomål/A 44403-2025 FSC-klagomål.docx
+++ b/klagomål/A 44403-2025 FSC-klagomål.docx
@@ -691,7 +691,7 @@
     <w:r>
       <w:tab/>
       <w:tab/>
-      <w:t>2026-02-20</w:t>
+      <w:t>2026-02-21</w:t>
       <w:br/>
       <w:br/>
     </w:r>

--- a/klagomål/A 44403-2025 FSC-klagomål.docx
+++ b/klagomål/A 44403-2025 FSC-klagomål.docx
@@ -691,7 +691,7 @@
     <w:r>
       <w:tab/>
       <w:tab/>
-      <w:t>2026-02-21</w:t>
+      <w:t>2026-02-22</w:t>
       <w:br/>
       <w:br/>
     </w:r>

--- a/klagomål/A 44403-2025 FSC-klagomål.docx
+++ b/klagomål/A 44403-2025 FSC-klagomål.docx
@@ -691,7 +691,7 @@
     <w:r>
       <w:tab/>
       <w:tab/>
-      <w:t>2026-02-22</w:t>
+      <w:t>2026-02-23</w:t>
       <w:br/>
       <w:br/>
     </w:r>

--- a/klagomål/A 44403-2025 FSC-klagomål.docx
+++ b/klagomål/A 44403-2025 FSC-klagomål.docx
@@ -691,7 +691,7 @@
     <w:r>
       <w:tab/>
       <w:tab/>
-      <w:t>2026-02-23</w:t>
+      <w:t>2026-02-24</w:t>
       <w:br/>
       <w:br/>
     </w:r>

--- a/klagomål/A 44403-2025 FSC-klagomål.docx
+++ b/klagomål/A 44403-2025 FSC-klagomål.docx
@@ -691,7 +691,7 @@
     <w:r>
       <w:tab/>
       <w:tab/>
-      <w:t>2026-02-24</w:t>
+      <w:t>2026-02-25</w:t>
       <w:br/>
       <w:br/>
     </w:r>

--- a/klagomål/A 44403-2025 FSC-klagomål.docx
+++ b/klagomål/A 44403-2025 FSC-klagomål.docx
@@ -691,7 +691,7 @@
     <w:r>
       <w:tab/>
       <w:tab/>
-      <w:t>2026-02-25</w:t>
+      <w:t>2026-02-26</w:t>
       <w:br/>
       <w:br/>
     </w:r>

--- a/klagomål/A 44403-2025 FSC-klagomål.docx
+++ b/klagomål/A 44403-2025 FSC-klagomål.docx
@@ -691,7 +691,7 @@
     <w:r>
       <w:tab/>
       <w:tab/>
-      <w:t>2026-02-26</w:t>
+      <w:t>2026-02-28</w:t>
       <w:br/>
       <w:br/>
     </w:r>

--- a/klagomål/A 44403-2025 FSC-klagomål.docx
+++ b/klagomål/A 44403-2025 FSC-klagomål.docx
@@ -691,7 +691,7 @@
     <w:r>
       <w:tab/>
       <w:tab/>
-      <w:t>2026-02-28</w:t>
+      <w:t>2026-03-01</w:t>
       <w:br/>
       <w:br/>
     </w:r>

--- a/klagomål/A 44403-2025 FSC-klagomål.docx
+++ b/klagomål/A 44403-2025 FSC-klagomål.docx
@@ -691,7 +691,7 @@
     <w:r>
       <w:tab/>
       <w:tab/>
-      <w:t>2026-03-01</w:t>
+      <w:t>2026-03-02</w:t>
       <w:br/>
       <w:br/>
     </w:r>

--- a/klagomål/A 44403-2025 FSC-klagomål.docx
+++ b/klagomål/A 44403-2025 FSC-klagomål.docx
@@ -691,7 +691,7 @@
     <w:r>
       <w:tab/>
       <w:tab/>
-      <w:t>2026-03-02</w:t>
+      <w:t>2026-03-03</w:t>
       <w:br/>
       <w:br/>
     </w:r>

--- a/klagomål/A 44403-2025 FSC-klagomål.docx
+++ b/klagomål/A 44403-2025 FSC-klagomål.docx
@@ -691,7 +691,7 @@
     <w:r>
       <w:tab/>
       <w:tab/>
-      <w:t>2026-03-03</w:t>
+      <w:t>2026-03-04</w:t>
       <w:br/>
       <w:br/>
     </w:r>

--- a/klagomål/A 44403-2025 FSC-klagomål.docx
+++ b/klagomål/A 44403-2025 FSC-klagomål.docx
@@ -691,7 +691,7 @@
     <w:r>
       <w:tab/>
       <w:tab/>
-      <w:t>2026-03-04</w:t>
+      <w:t>2026-03-05</w:t>
       <w:br/>
       <w:br/>
     </w:r>

--- a/klagomål/A 44403-2025 FSC-klagomål.docx
+++ b/klagomål/A 44403-2025 FSC-klagomål.docx
@@ -691,7 +691,7 @@
     <w:r>
       <w:tab/>
       <w:tab/>
-      <w:t>2026-03-05</w:t>
+      <w:t>2026-03-06</w:t>
       <w:br/>
       <w:br/>
     </w:r>

--- a/klagomål/A 44403-2025 FSC-klagomål.docx
+++ b/klagomål/A 44403-2025 FSC-klagomål.docx
@@ -691,7 +691,7 @@
     <w:r>
       <w:tab/>
       <w:tab/>
-      <w:t>2026-03-06</w:t>
+      <w:t>2026-03-07</w:t>
       <w:br/>
       <w:br/>
     </w:r>

--- a/klagomål/A 44403-2025 FSC-klagomål.docx
+++ b/klagomål/A 44403-2025 FSC-klagomål.docx
@@ -691,7 +691,7 @@
     <w:r>
       <w:tab/>
       <w:tab/>
-      <w:t>2026-03-07</w:t>
+      <w:t>2026-03-08</w:t>
       <w:br/>
       <w:br/>
     </w:r>

--- a/klagomål/A 44403-2025 FSC-klagomål.docx
+++ b/klagomål/A 44403-2025 FSC-klagomål.docx
@@ -691,7 +691,7 @@
     <w:r>
       <w:tab/>
       <w:tab/>
-      <w:t>2026-03-08</w:t>
+      <w:t>2026-03-09</w:t>
       <w:br/>
       <w:br/>
     </w:r>

--- a/klagomål/A 44403-2025 FSC-klagomål.docx
+++ b/klagomål/A 44403-2025 FSC-klagomål.docx
@@ -691,7 +691,7 @@
     <w:r>
       <w:tab/>
       <w:tab/>
-      <w:t>2026-03-09</w:t>
+      <w:t>2026-03-10</w:t>
       <w:br/>
       <w:br/>
     </w:r>

--- a/klagomål/A 44403-2025 FSC-klagomål.docx
+++ b/klagomål/A 44403-2025 FSC-klagomål.docx
@@ -691,7 +691,7 @@
     <w:r>
       <w:tab/>
       <w:tab/>
-      <w:t>2026-03-10</w:t>
+      <w:t>2026-03-11</w:t>
       <w:br/>
       <w:br/>
     </w:r>

--- a/klagomål/A 44403-2025 FSC-klagomål.docx
+++ b/klagomål/A 44403-2025 FSC-klagomål.docx
@@ -691,7 +691,7 @@
     <w:r>
       <w:tab/>
       <w:tab/>
-      <w:t>2026-03-11</w:t>
+      <w:t>2026-03-12</w:t>
       <w:br/>
       <w:br/>
     </w:r>

--- a/klagomål/A 44403-2025 FSC-klagomål.docx
+++ b/klagomål/A 44403-2025 FSC-klagomål.docx
@@ -691,7 +691,7 @@
     <w:r>
       <w:tab/>
       <w:tab/>
-      <w:t>2026-03-12</w:t>
+      <w:t>2026-03-13</w:t>
       <w:br/>
       <w:br/>
     </w:r>

--- a/klagomål/A 44403-2025 FSC-klagomål.docx
+++ b/klagomål/A 44403-2025 FSC-klagomål.docx
@@ -709,7 +709,7 @@
     <w:r>
       <w:tab/>
       <w:tab/>
-      <w:t>2026-04-14</w:t>
+      <w:t>2026-04-15</w:t>
       <w:br/>
       <w:br/>
     </w:r>

--- a/klagomål/A 44403-2025 FSC-klagomål.docx
+++ b/klagomål/A 44403-2025 FSC-klagomål.docx
@@ -709,7 +709,7 @@
     <w:r>
       <w:tab/>
       <w:tab/>
-      <w:t>2026-04-15</w:t>
+      <w:t>2026-04-16</w:t>
       <w:br/>
       <w:br/>
     </w:r>

--- a/klagomål/A 44403-2025 FSC-klagomål.docx
+++ b/klagomål/A 44403-2025 FSC-klagomål.docx
@@ -709,7 +709,7 @@
     <w:r>
       <w:tab/>
       <w:tab/>
-      <w:t>2026-04-16</w:t>
+      <w:t>2026-04-17</w:t>
       <w:br/>
       <w:br/>
     </w:r>

--- a/klagomål/A 44403-2025 FSC-klagomål.docx
+++ b/klagomål/A 44403-2025 FSC-klagomål.docx
@@ -709,7 +709,7 @@
     <w:r>
       <w:tab/>
       <w:tab/>
-      <w:t>2026-04-17</w:t>
+      <w:t>2026-04-18</w:t>
       <w:br/>
       <w:br/>
     </w:r>

--- a/klagomål/A 44403-2025 FSC-klagomål.docx
+++ b/klagomål/A 44403-2025 FSC-klagomål.docx
@@ -274,7 +274,7 @@
         <w:t>Pletocarpon nephromeum</w:t>
       </w:r>
       <w:r>
-        <w:t xml:space="preserve"> (EN), som växer på stuplav. Ytterligare två sällsynta lavparasiter, </w:t>
+        <w:t xml:space="preserve"> (EN), som växer på stuplav. Ytterligare tre sällsynta lavparasiter, </w:t>
       </w:r>
       <w:r>
         <w:rPr>
@@ -283,7 +283,7 @@
         <w:t>Protounguicularia nephromatis</w:t>
       </w:r>
       <w:r>
-        <w:t xml:space="preserve"> (VU) och </w:t>
+        <w:t xml:space="preserve"> (VU), </w:t>
       </w:r>
       <w:r>
         <w:rPr>
@@ -292,7 +292,16 @@
         <w:t>Refractohilum galligenum</w:t>
       </w:r>
       <w:r>
-        <w:t xml:space="preserve"> (NT), kan också påträffas på stuplav. Stuplav är typisk art för </w:t>
+        <w:t xml:space="preserve"> (NT) och </w:t>
+      </w:r>
+      <w:r>
+        <w:rPr>
+          <w:i/>
+        </w:rPr>
+        <w:t>Roselliniella nephromatis</w:t>
+      </w:r>
+      <w:r>
+        <w:t xml:space="preserve"> (DD), kan också påträffas på stuplav. Stuplav är typisk art för </w:t>
       </w:r>
       <w:r>
         <w:rPr>
@@ -709,7 +718,7 @@
     <w:r>
       <w:tab/>
       <w:tab/>
-      <w:t>2026-04-18</w:t>
+      <w:t>2026-04-19</w:t>
       <w:br/>
       <w:br/>
     </w:r>

--- a/klagomål/A 44403-2025 FSC-klagomål.docx
+++ b/klagomål/A 44403-2025 FSC-klagomål.docx
@@ -718,7 +718,7 @@
     <w:r>
       <w:tab/>
       <w:tab/>
-      <w:t>2026-04-19</w:t>
+      <w:t>2026-04-20</w:t>
       <w:br/>
       <w:br/>
     </w:r>

--- a/klagomål/A 44403-2025 FSC-klagomål.docx
+++ b/klagomål/A 44403-2025 FSC-klagomål.docx
@@ -718,7 +718,7 @@
     <w:r>
       <w:tab/>
       <w:tab/>
-      <w:t>2026-04-20</w:t>
+      <w:t>2026-04-21</w:t>
       <w:br/>
       <w:br/>
     </w:r>

--- a/klagomål/A 44403-2025 FSC-klagomål.docx
+++ b/klagomål/A 44403-2025 FSC-klagomål.docx
@@ -718,7 +718,7 @@
     <w:r>
       <w:tab/>
       <w:tab/>
-      <w:t>2026-04-21</w:t>
+      <w:t>2026-04-22</w:t>
       <w:br/>
       <w:br/>
     </w:r>

--- a/klagomål/A 44403-2025 FSC-klagomål.docx
+++ b/klagomål/A 44403-2025 FSC-klagomål.docx
@@ -718,7 +718,7 @@
     <w:r>
       <w:tab/>
       <w:tab/>
-      <w:t>2026-04-22</w:t>
+      <w:t>2026-04-23</w:t>
       <w:br/>
       <w:br/>
     </w:r>

--- a/klagomål/A 44403-2025 FSC-klagomål.docx
+++ b/klagomål/A 44403-2025 FSC-klagomål.docx
@@ -718,7 +718,7 @@
     <w:r>
       <w:tab/>
       <w:tab/>
-      <w:t>2026-04-23</w:t>
+      <w:t>2026-04-24</w:t>
       <w:br/>
       <w:br/>
     </w:r>

--- a/klagomål/A 44403-2025 FSC-klagomål.docx
+++ b/klagomål/A 44403-2025 FSC-klagomål.docx
@@ -718,7 +718,7 @@
     <w:r>
       <w:tab/>
       <w:tab/>
-      <w:t>2026-04-24</w:t>
+      <w:t>2026-04-25</w:t>
       <w:br/>
       <w:br/>
     </w:r>

--- a/klagomål/A 44403-2025 FSC-klagomål.docx
+++ b/klagomål/A 44403-2025 FSC-klagomål.docx
@@ -718,7 +718,7 @@
     <w:r>
       <w:tab/>
       <w:tab/>
-      <w:t>2026-04-25</w:t>
+      <w:t>2026-04-26</w:t>
       <w:br/>
       <w:br/>
     </w:r>

--- a/klagomål/A 44403-2025 FSC-klagomål.docx
+++ b/klagomål/A 44403-2025 FSC-klagomål.docx
@@ -718,7 +718,7 @@
     <w:r>
       <w:tab/>
       <w:tab/>
-      <w:t>2026-04-26</w:t>
+      <w:t>2026-04-27</w:t>
       <w:br/>
       <w:br/>
     </w:r>

--- a/klagomål/A 44403-2025 FSC-klagomål.docx
+++ b/klagomål/A 44403-2025 FSC-klagomål.docx
@@ -718,7 +718,7 @@
     <w:r>
       <w:tab/>
       <w:tab/>
-      <w:t>2026-04-27</w:t>
+      <w:t>2026-04-28</w:t>
       <w:br/>
       <w:br/>
     </w:r>

--- a/klagomål/A 44403-2025 FSC-klagomål.docx
+++ b/klagomål/A 44403-2025 FSC-klagomål.docx
@@ -718,7 +718,7 @@
     <w:r>
       <w:tab/>
       <w:tab/>
-      <w:t>2026-04-28</w:t>
+      <w:t>2026-04-29</w:t>
       <w:br/>
       <w:br/>
     </w:r>

--- a/klagomål/A 44403-2025 FSC-klagomål.docx
+++ b/klagomål/A 44403-2025 FSC-klagomål.docx
@@ -718,7 +718,7 @@
     <w:r>
       <w:tab/>
       <w:tab/>
-      <w:t>2026-04-29</w:t>
+      <w:t>2026-04-30</w:t>
       <w:br/>
       <w:br/>
     </w:r>

--- a/klagomål/A 44403-2025 FSC-klagomål.docx
+++ b/klagomål/A 44403-2025 FSC-klagomål.docx
@@ -718,7 +718,7 @@
     <w:r>
       <w:tab/>
       <w:tab/>
-      <w:t>2026-05-16</w:t>
+      <w:t>2026-05-17</w:t>
       <w:br/>
       <w:br/>
     </w:r>

--- a/klagomål/A 44403-2025 FSC-klagomål.docx
+++ b/klagomål/A 44403-2025 FSC-klagomål.docx
@@ -718,7 +718,7 @@
     <w:r>
       <w:tab/>
       <w:tab/>
-      <w:t>2026-05-17</w:t>
+      <w:t>2026-05-18</w:t>
       <w:br/>
       <w:br/>
     </w:r>

--- a/klagomål/A 44403-2025 FSC-klagomål.docx
+++ b/klagomål/A 44403-2025 FSC-klagomål.docx
@@ -718,7 +718,7 @@
     <w:r>
       <w:tab/>
       <w:tab/>
-      <w:t>2026-05-18</w:t>
+      <w:t>2026-05-19</w:t>
       <w:br/>
       <w:br/>
     </w:r>

--- a/klagomål/A 44403-2025 FSC-klagomål.docx
+++ b/klagomål/A 44403-2025 FSC-klagomål.docx
@@ -718,7 +718,7 @@
     <w:r>
       <w:tab/>
       <w:tab/>
-      <w:t>2026-05-19</w:t>
+      <w:t>2026-05-20</w:t>
       <w:br/>
       <w:br/>
     </w:r>

--- a/klagomål/A 44403-2025 FSC-klagomål.docx
+++ b/klagomål/A 44403-2025 FSC-klagomål.docx
@@ -718,7 +718,7 @@
     <w:r>
       <w:tab/>
       <w:tab/>
-      <w:t>2026-05-20</w:t>
+      <w:t>2026-05-21</w:t>
       <w:br/>
       <w:br/>
     </w:r>

--- a/klagomål/A 44403-2025 FSC-klagomål.docx
+++ b/klagomål/A 44403-2025 FSC-klagomål.docx
@@ -718,7 +718,7 @@
     <w:r>
       <w:tab/>
       <w:tab/>
-      <w:t>2026-05-21</w:t>
+      <w:t>2026-05-22</w:t>
       <w:br/>
       <w:br/>
     </w:r>

--- a/klagomål/A 44403-2025 FSC-klagomål.docx
+++ b/klagomål/A 44403-2025 FSC-klagomål.docx
@@ -718,7 +718,7 @@
     <w:r>
       <w:tab/>
       <w:tab/>
-      <w:t>2026-05-22</w:t>
+      <w:t>2026-05-23</w:t>
       <w:br/>
       <w:br/>
     </w:r>

--- a/klagomål/A 44403-2025 FSC-klagomål.docx
+++ b/klagomål/A 44403-2025 FSC-klagomål.docx
@@ -718,7 +718,7 @@
     <w:r>
       <w:tab/>
       <w:tab/>
-      <w:t>2026-05-23</w:t>
+      <w:t>2026-05-24</w:t>
       <w:br/>
       <w:br/>
     </w:r>

--- a/klagomål/A 44403-2025 FSC-klagomål.docx
+++ b/klagomål/A 44403-2025 FSC-klagomål.docx
@@ -718,7 +718,7 @@
     <w:r>
       <w:tab/>
       <w:tab/>
-      <w:t>2026-05-24</w:t>
+      <w:t>2026-05-25</w:t>
       <w:br/>
       <w:br/>
     </w:r>

--- a/klagomål/A 44403-2025 FSC-klagomål.docx
+++ b/klagomål/A 44403-2025 FSC-klagomål.docx
@@ -718,7 +718,7 @@
     <w:r>
       <w:tab/>
       <w:tab/>
-      <w:t>2026-05-25</w:t>
+      <w:t>2026-05-26</w:t>
       <w:br/>
       <w:br/>
     </w:r>

--- a/klagomål/A 44403-2025 FSC-klagomål.docx
+++ b/klagomål/A 44403-2025 FSC-klagomål.docx
@@ -718,7 +718,7 @@
     <w:r>
       <w:tab/>
       <w:tab/>
-      <w:t>2026-05-26</w:t>
+      <w:t>2026-05-27</w:t>
       <w:br/>
       <w:br/>
     </w:r>

--- a/klagomål/A 44403-2025 FSC-klagomål.docx
+++ b/klagomål/A 44403-2025 FSC-klagomål.docx
@@ -718,7 +718,7 @@
     <w:r>
       <w:tab/>
       <w:tab/>
-      <w:t>2026-05-27</w:t>
+      <w:t>2026-05-28</w:t>
       <w:br/>
       <w:br/>
     </w:r>

--- a/klagomål/A 44403-2025 FSC-klagomål.docx
+++ b/klagomål/A 44403-2025 FSC-klagomål.docx
@@ -718,7 +718,7 @@
     <w:r>
       <w:tab/>
       <w:tab/>
-      <w:t>2026-05-28</w:t>
+      <w:t>2026-05-29</w:t>
       <w:br/>
       <w:br/>
     </w:r>

--- a/klagomål/A 44403-2025 FSC-klagomål.docx
+++ b/klagomål/A 44403-2025 FSC-klagomål.docx
@@ -718,7 +718,7 @@
     <w:r>
       <w:tab/>
       <w:tab/>
-      <w:t>2026-05-29</w:t>
+      <w:t>2026-05-30</w:t>
       <w:br/>
       <w:br/>
     </w:r>

--- a/klagomål/A 44403-2025 FSC-klagomål.docx
+++ b/klagomål/A 44403-2025 FSC-klagomål.docx
@@ -718,7 +718,7 @@
     <w:r>
       <w:tab/>
       <w:tab/>
-      <w:t>2026-05-30</w:t>
+      <w:t>2026-05-31</w:t>
       <w:br/>
       <w:br/>
     </w:r>

--- a/klagomål/A 44403-2025 FSC-klagomål.docx
+++ b/klagomål/A 44403-2025 FSC-klagomål.docx
@@ -718,7 +718,7 @@
     <w:r>
       <w:tab/>
       <w:tab/>
-      <w:t>2026-05-31</w:t>
+      <w:t>2026-06-01</w:t>
       <w:br/>
       <w:br/>
     </w:r>

--- a/klagomål/A 44403-2025 FSC-klagomål.docx
+++ b/klagomål/A 44403-2025 FSC-klagomål.docx
@@ -718,7 +718,7 @@
     <w:r>
       <w:tab/>
       <w:tab/>
-      <w:t>2026-06-01</w:t>
+      <w:t>2026-06-02</w:t>
       <w:br/>
       <w:br/>
     </w:r>

--- a/klagomål/A 44403-2025 FSC-klagomål.docx
+++ b/klagomål/A 44403-2025 FSC-klagomål.docx
@@ -718,7 +718,7 @@
     <w:r>
       <w:tab/>
       <w:tab/>
-      <w:t>2026-06-02</w:t>
+      <w:t>2026-06-03</w:t>
       <w:br/>
       <w:br/>
     </w:r>

--- a/klagomål/A 44403-2025 FSC-klagomål.docx
+++ b/klagomål/A 44403-2025 FSC-klagomål.docx
@@ -718,7 +718,7 @@
     <w:r>
       <w:tab/>
       <w:tab/>
-      <w:t>2026-06-03</w:t>
+      <w:t>2026-06-04</w:t>
       <w:br/>
       <w:br/>
     </w:r>

--- a/klagomål/A 44403-2025 FSC-klagomål.docx
+++ b/klagomål/A 44403-2025 FSC-klagomål.docx
@@ -718,7 +718,7 @@
     <w:r>
       <w:tab/>
       <w:tab/>
-      <w:t>2026-06-04</w:t>
+      <w:t>2026-06-05</w:t>
       <w:br/>
       <w:br/>
     </w:r>

--- a/klagomål/A 44403-2025 FSC-klagomål.docx
+++ b/klagomål/A 44403-2025 FSC-klagomål.docx
@@ -718,7 +718,7 @@
     <w:r>
       <w:tab/>
       <w:tab/>
-      <w:t>2026-06-05</w:t>
+      <w:t>2026-06-06</w:t>
       <w:br/>
       <w:br/>
     </w:r>

--- a/klagomål/A 44403-2025 FSC-klagomål.docx
+++ b/klagomål/A 44403-2025 FSC-klagomål.docx
@@ -718,7 +718,7 @@
     <w:r>
       <w:tab/>
       <w:tab/>
-      <w:t>2026-06-06</w:t>
+      <w:t>2026-06-07</w:t>
       <w:br/>
       <w:br/>
     </w:r>

--- a/klagomål/A 44403-2025 FSC-klagomål.docx
+++ b/klagomål/A 44403-2025 FSC-klagomål.docx
@@ -718,7 +718,7 @@
     <w:r>
       <w:tab/>
       <w:tab/>
-      <w:t>2026-06-07</w:t>
+      <w:t>2026-06-08</w:t>
       <w:br/>
       <w:br/>
     </w:r>
